--- a/eyes/worksheets/color.docx
+++ b/eyes/worksheets/color.docx
@@ -2,80 +2,197 @@
 <file path=word/document.xml><?xml version="1.0" encoding="utf-8"?>
 <w:document xmlns:wpc="http://schemas.microsoft.com/office/word/2010/wordprocessingCanvas" xmlns:mo="http://schemas.microsoft.com/office/mac/office/2008/main" xmlns:mc="http://schemas.openxmlformats.org/markup-compatibility/2006" xmlns:mv="urn:schemas-microsoft-com:mac:vml" xmlns:o="urn:schemas-microsoft-com:office:office" xmlns:r="http://schemas.openxmlformats.org/officeDocument/2006/relationships" xmlns:m="http://schemas.openxmlformats.org/officeDocument/2006/math" xmlns:v="urn:schemas-microsoft-com:vml" xmlns:wp14="http://schemas.microsoft.com/office/word/2010/wordprocessingDrawing" xmlns:wp="http://schemas.openxmlformats.org/drawingml/2006/wordprocessingDrawing" xmlns:w10="urn:schemas-microsoft-com:office:word" xmlns:w="http://schemas.openxmlformats.org/wordprocessingml/2006/main" xmlns:w14="http://schemas.microsoft.com/office/word/2010/wordml" xmlns:wpg="http://schemas.microsoft.com/office/word/2010/wordprocessingGroup" xmlns:wpi="http://schemas.microsoft.com/office/word/2010/wordprocessingInk" xmlns:wne="http://schemas.microsoft.com/office/word/2006/wordml" xmlns:wps="http://schemas.microsoft.com/office/word/2010/wordprocessingShape" mc:Ignorable="w14 wp14">
   <w:body>
+    <w:tbl>
+      <w:tblPr>
+        <w:tblW w:type="auto" w:w="0"/>
+        <w:jc w:val="center"/>
+        <w:tblLook w:firstColumn="1" w:firstRow="1" w:lastColumn="0" w:lastRow="0" w:noHBand="0" w:noVBand="1" w:val="04A0"/>
+        <w:tblBorders>
+          <w:top w:val="none"/>
+          <w:left w:val="none"/>
+          <w:bottom w:val="none"/>
+          <w:right w:val="none"/>
+          <w:insideH w:val="none"/>
+          <w:insideV w:val="none"/>
+        </w:tblBorders>
+      </w:tblPr>
+      <w:tblGrid>
+        <w:gridCol w:w="5326"/>
+        <w:gridCol w:w="5326"/>
+      </w:tblGrid>
+      <w:tr>
+        <w:tc>
+          <w:tcPr>
+            <w:tcW w:type="dxa" w:w="7483"/>
+            <w:shd w:val="clear" w:fill="0E6B61"/>
+          </w:tcPr>
+          <w:p>
+            <w:pPr>
+              <w:spacing w:after="20"/>
+            </w:pPr>
+            <w:r/>
+            <w:r>
+              <w:rPr>
+                <w:rFonts w:ascii="微軟正黑體" w:hAnsi="微軟正黑體" w:eastAsia="微軟正黑體"/>
+                <w:b/>
+                <w:color w:val="FFE09A"/>
+                <w:sz w:val="24"/>
+              </w:rPr>
+              <w:t>🚂🔦  光線特勤隊 · 任務三</w:t>
+            </w:r>
+          </w:p>
+          <w:p>
+            <w:pPr>
+              <w:spacing w:after="20"/>
+            </w:pPr>
+            <w:r>
+              <w:rPr>
+                <w:rFonts w:ascii="微軟正黑體" w:hAnsi="微軟正黑體" w:eastAsia="微軟正黑體"/>
+                <w:b/>
+                <w:color w:val="FFFFFF"/>
+                <w:sz w:val="44"/>
+              </w:rPr>
+              <w:t>眼睛被騙了</w:t>
+            </w:r>
+          </w:p>
+          <w:p>
+            <w:r>
+              <w:rPr>
+                <w:rFonts w:ascii="微軟正黑體" w:hAnsi="微軟正黑體" w:eastAsia="微軟正黑體"/>
+                <w:b w:val="0"/>
+                <w:color w:val="CFECE8"/>
+                <w:sz w:val="24"/>
+              </w:rPr>
+              <w:t>🌈 光騙你位置，也騙你顏色 🌈</w:t>
+            </w:r>
+          </w:p>
+        </w:tc>
+        <w:tc>
+          <w:tcPr>
+            <w:tcW w:type="dxa" w:w="2381"/>
+            <w:shd w:val="clear" w:fill="0E6B61"/>
+          </w:tcPr>
+          <w:p>
+            <w:pPr>
+              <w:spacing w:after="0"/>
+              <w:jc w:val="center"/>
+            </w:pPr>
+            <w:r/>
+            <w:r>
+              <w:drawing>
+                <wp:inline xmlns:a="http://schemas.openxmlformats.org/drawingml/2006/main" xmlns:pic="http://schemas.openxmlformats.org/drawingml/2006/picture">
+                  <wp:extent cx="972000" cy="972000"/>
+                  <wp:docPr id="1" name="Picture 1"/>
+                  <wp:cNvGraphicFramePr>
+                    <a:graphicFrameLocks noChangeAspect="1"/>
+                  </wp:cNvGraphicFramePr>
+                  <a:graphic>
+                    <a:graphicData uri="http://schemas.openxmlformats.org/drawingml/2006/picture">
+                      <pic:pic>
+                        <pic:nvPicPr>
+                          <pic:cNvPr id="0" name="qr_game.png"/>
+                          <pic:cNvPicPr/>
+                        </pic:nvPicPr>
+                        <pic:blipFill>
+                          <a:blip r:embed="rId9"/>
+                          <a:stretch>
+                            <a:fillRect/>
+                          </a:stretch>
+                        </pic:blipFill>
+                        <pic:spPr>
+                          <a:xfrm>
+                            <a:off x="0" y="0"/>
+                            <a:ext cx="972000" cy="972000"/>
+                          </a:xfrm>
+                          <a:prstGeom prst="rect"/>
+                        </pic:spPr>
+                      </pic:pic>
+                    </a:graphicData>
+                  </a:graphic>
+                </wp:inline>
+              </w:drawing>
+            </w:r>
+          </w:p>
+          <w:p>
+            <w:pPr>
+              <w:jc w:val="center"/>
+            </w:pPr>
+            <w:r>
+              <w:rPr>
+                <w:rFonts w:ascii="微軟正黑體" w:hAnsi="微軟正黑體" w:eastAsia="微軟正黑體"/>
+                <w:b/>
+                <w:color w:val="FFFFFF"/>
+                <w:sz w:val="20"/>
+              </w:rPr>
+              <w:t>先掃我玩實驗</w:t>
+            </w:r>
+          </w:p>
+        </w:tc>
+      </w:tr>
+    </w:tbl>
     <w:p>
       <w:pPr>
-        <w:spacing w:after="20" w:before="0" w:line="324" w:lineRule="auto"/>
-        <w:jc w:val="center"/>
+        <w:spacing w:after="60" w:before="0" w:line="312" w:lineRule="auto"/>
       </w:pPr>
-      <w:r>
-        <w:rPr>
-          <w:rFonts w:ascii="微軟正黑體" w:hAnsi="微軟正黑體" w:eastAsia="微軟正黑體"/>
-          <w:b w:val="0"/>
-          <w:color w:val="0E6B61"/>
-          <w:sz w:val="24"/>
-        </w:rPr>
-        <w:t>光線特勤隊 · 任務三</w:t>
-      </w:r>
-    </w:p>
-    <w:p>
-      <w:pPr>
-        <w:spacing w:after="80" w:before="0" w:line="324" w:lineRule="auto"/>
-        <w:jc w:val="center"/>
-      </w:pPr>
-      <w:r>
-        <w:rPr>
-          <w:rFonts w:ascii="微軟正黑體" w:hAnsi="微軟正黑體" w:eastAsia="微軟正黑體"/>
-          <w:b/>
-          <w:sz w:val="44"/>
-        </w:rPr>
-        <w:t>眼睛被騙了 — 學習單</w:t>
-      </w:r>
     </w:p>
     <w:tbl>
       <w:tblPr>
         <w:tblW w:type="auto" w:w="0"/>
         <w:jc w:val="center"/>
         <w:tblLook w:firstColumn="1" w:firstRow="1" w:lastColumn="0" w:lastRow="0" w:noHBand="0" w:noVBand="1" w:val="04A0"/>
+        <w:tblBorders>
+          <w:top w:val="none"/>
+          <w:left w:val="none"/>
+          <w:bottom w:val="none"/>
+          <w:right w:val="none"/>
+          <w:insideH w:val="none"/>
+          <w:insideV w:val="none"/>
+        </w:tblBorders>
       </w:tblPr>
       <w:tblGrid>
-        <w:gridCol w:w="3513"/>
-        <w:gridCol w:w="3513"/>
-        <w:gridCol w:w="3513"/>
+        <w:gridCol w:w="3551"/>
+        <w:gridCol w:w="3551"/>
+        <w:gridCol w:w="3551"/>
       </w:tblGrid>
       <w:tr>
         <w:tc>
           <w:tcPr>
-            <w:tcW w:type="dxa" w:w="3513"/>
+            <w:tcW w:type="dxa" w:w="3551"/>
+            <w:vAlign w:val="center"/>
           </w:tcPr>
           <w:p>
             <w:pPr>
-              <w:spacing w:after="40"/>
+              <w:spacing w:after="40" w:line="264" w:lineRule="auto"/>
             </w:pPr>
             <w:r/>
             <w:r>
               <w:rPr>
                 <w:rFonts w:ascii="微軟正黑體" w:hAnsi="微軟正黑體" w:eastAsia="微軟正黑體"/>
                 <w:b w:val="0"/>
-                <w:sz w:val="26"/>
+                <w:color w:val="000000"/>
+                <w:sz w:val="24"/>
               </w:rPr>
-              <w:t>班級／座號：__________</w:t>
+              <w:t>班級／座號：____________</w:t>
             </w:r>
           </w:p>
         </w:tc>
         <w:tc>
           <w:tcPr>
-            <w:tcW w:type="dxa" w:w="3513"/>
+            <w:tcW w:type="dxa" w:w="3551"/>
+            <w:vAlign w:val="center"/>
           </w:tcPr>
           <w:p>
             <w:pPr>
-              <w:spacing w:after="40"/>
+              <w:spacing w:after="40" w:line="264" w:lineRule="auto"/>
+              <w:jc w:val="center"/>
             </w:pPr>
             <w:r/>
             <w:r>
               <w:rPr>
                 <w:rFonts w:ascii="微軟正黑體" w:hAnsi="微軟正黑體" w:eastAsia="微軟正黑體"/>
                 <w:b w:val="0"/>
-                <w:sz w:val="26"/>
+                <w:color w:val="000000"/>
+                <w:sz w:val="24"/>
               </w:rPr>
               <w:t>日期：9 / 7</w:t>
             </w:r>
@@ -83,11 +200,12 @@
         </w:tc>
         <w:tc>
           <w:tcPr>
-            <w:tcW w:type="dxa" w:w="3513"/>
+            <w:tcW w:type="dxa" w:w="3551"/>
+            <w:vAlign w:val="center"/>
           </w:tcPr>
           <w:p>
             <w:pPr>
-              <w:spacing w:after="40"/>
+              <w:spacing w:after="40" w:line="264" w:lineRule="auto"/>
               <w:jc w:val="right"/>
             </w:pPr>
             <w:r/>
@@ -95,10 +213,10 @@
               <w:rPr>
                 <w:rFonts w:ascii="微軟正黑體" w:hAnsi="微軟正黑體" w:eastAsia="微軟正黑體"/>
                 <w:b w:val="0"/>
-                <w:color w:val="0E6B61"/>
-                <w:sz w:val="26"/>
+                <w:color w:val="C78A00"/>
+                <w:sz w:val="24"/>
               </w:rPr>
-              <w:t>顏色是光給的</w:t>
+              <w:t>🪙 我得到 ____ 個金幣</w:t>
             </w:r>
           </w:p>
         </w:tc>
@@ -106,7 +224,7 @@
     </w:tbl>
     <w:p>
       <w:pPr>
-        <w:spacing w:after="80" w:before="0" w:line="324" w:lineRule="auto"/>
+        <w:spacing w:after="80" w:before="0" w:line="312" w:lineRule="auto"/>
       </w:pPr>
     </w:p>
     <w:tbl>
@@ -116,17 +234,18 @@
         <w:tblLook w:firstColumn="1" w:firstRow="1" w:lastColumn="0" w:lastRow="0" w:noHBand="0" w:noVBand="1" w:val="04A0"/>
       </w:tblPr>
       <w:tblGrid>
-        <w:gridCol w:w="10540"/>
+        <w:gridCol w:w="10652"/>
       </w:tblGrid>
       <w:tr>
         <w:tc>
           <w:tcPr>
-            <w:tcW w:type="dxa" w:w="9638"/>
+            <w:tcW w:type="dxa" w:w="9865"/>
             <w:shd w:val="clear" w:fill="1F9E98"/>
+            <w:vAlign w:val="center"/>
           </w:tcPr>
           <w:p>
             <w:pPr>
-              <w:spacing w:after="40"/>
+              <w:spacing w:after="40" w:line="264" w:lineRule="auto"/>
             </w:pPr>
             <w:r/>
             <w:r>
@@ -136,7 +255,16 @@
                 <w:color w:val="FFFFFF"/>
                 <w:sz w:val="30"/>
               </w:rPr>
-              <w:t xml:space="preserve">　🔵 B 層 · 操作　看一看，圈一圈（不用寫字也能完成）</w:t>
+              <w:t xml:space="preserve">  🔵  B 層 · 操作    </w:t>
+            </w:r>
+            <w:r>
+              <w:rPr>
+                <w:rFonts w:ascii="微軟正黑體" w:hAnsi="微軟正黑體" w:eastAsia="微軟正黑體"/>
+                <w:b w:val="0"/>
+                <w:color w:val="FFFFFF"/>
+                <w:sz w:val="24"/>
+              </w:rPr>
+              <w:t>玩遊戲，把結果記下來（不用寫字也能完成）</w:t>
             </w:r>
           </w:p>
         </w:tc>
@@ -144,20 +272,20 @@
     </w:tbl>
     <w:p>
       <w:pPr>
-        <w:spacing w:after="40" w:before="0" w:line="324" w:lineRule="auto"/>
+        <w:spacing w:after="60" w:before="0" w:line="312" w:lineRule="auto"/>
       </w:pPr>
     </w:p>
     <w:p>
       <w:pPr>
-        <w:spacing w:after="120" w:before="0" w:line="324" w:lineRule="auto"/>
+        <w:spacing w:after="120" w:before="0" w:line="312" w:lineRule="auto"/>
       </w:pPr>
       <w:r>
         <w:rPr>
           <w:rFonts w:ascii="微軟正黑體" w:hAnsi="微軟正黑體" w:eastAsia="微軟正黑體"/>
           <w:b w:val="0"/>
-          <w:sz w:val="32"/>
+          <w:sz w:val="30"/>
         </w:rPr>
-        <w:t>老師照紅光。哪一塊還會亮？把它圈起來。</w:t>
+        <w:t>🔦 打開遊戲第三關「顏色偵探」。按下每一種燈，把「還會亮」的顏色圈起來 ⭕</w:t>
       </w:r>
     </w:p>
     <w:tbl>
@@ -168,19 +296,19 @@
         <w:tblLook w:firstColumn="1" w:firstRow="1" w:lastColumn="0" w:lastRow="0" w:noHBand="0" w:noVBand="1" w:val="04A0"/>
       </w:tblPr>
       <w:tblGrid>
-        <w:gridCol w:w="3513"/>
-        <w:gridCol w:w="3513"/>
-        <w:gridCol w:w="3513"/>
+        <w:gridCol w:w="5326"/>
+        <w:gridCol w:w="5326"/>
       </w:tblGrid>
       <w:tr>
         <w:tc>
           <w:tcPr>
-            <w:tcW w:type="dxa" w:w="3061"/>
-            <w:shd w:val="clear" w:fill="D32F2F"/>
+            <w:tcW w:type="dxa" w:w="5326"/>
+            <w:shd w:val="clear" w:fill="DCEBE7"/>
+            <w:vAlign w:val="center"/>
           </w:tcPr>
           <w:p>
             <w:pPr>
-              <w:spacing w:before="280" w:after="280"/>
+              <w:spacing w:after="40" w:line="264" w:lineRule="auto"/>
               <w:jc w:val="center"/>
             </w:pPr>
             <w:r/>
@@ -188,21 +316,22 @@
               <w:rPr>
                 <w:rFonts w:ascii="微軟正黑體" w:hAnsi="微軟正黑體" w:eastAsia="微軟正黑體"/>
                 <w:b/>
-                <w:color w:val="FFFFFF"/>
-                <w:sz w:val="80"/>
+                <w:color w:val="000000"/>
+                <w:sz w:val="26"/>
               </w:rPr>
-              <w:t>紅</w:t>
+              <w:t>我按的燈</w:t>
             </w:r>
           </w:p>
         </w:tc>
         <w:tc>
           <w:tcPr>
-            <w:tcW w:type="dxa" w:w="3061"/>
-            <w:shd w:val="clear" w:fill="2E7D32"/>
+            <w:tcW w:type="dxa" w:w="5326"/>
+            <w:shd w:val="clear" w:fill="DCEBE7"/>
+            <w:vAlign w:val="center"/>
           </w:tcPr>
           <w:p>
             <w:pPr>
-              <w:spacing w:before="280" w:after="280"/>
+              <w:spacing w:after="40" w:line="264" w:lineRule="auto"/>
               <w:jc w:val="center"/>
             </w:pPr>
             <w:r/>
@@ -210,103 +339,23 @@
               <w:rPr>
                 <w:rFonts w:ascii="微軟正黑體" w:hAnsi="微軟正黑體" w:eastAsia="微軟正黑體"/>
                 <w:b/>
-                <w:color w:val="FFFFFF"/>
-                <w:sz w:val="80"/>
+                <w:color w:val="000000"/>
+                <w:sz w:val="26"/>
               </w:rPr>
-              <w:t>綠</w:t>
-            </w:r>
-          </w:p>
-        </w:tc>
-        <w:tc>
-          <w:tcPr>
-            <w:tcW w:type="dxa" w:w="3061"/>
-            <w:shd w:val="clear" w:fill="1565C0"/>
-          </w:tcPr>
-          <w:p>
-            <w:pPr>
-              <w:spacing w:before="280" w:after="280"/>
-              <w:jc w:val="center"/>
-            </w:pPr>
-            <w:r/>
-            <w:r>
-              <w:rPr>
-                <w:rFonts w:ascii="微軟正黑體" w:hAnsi="微軟正黑體" w:eastAsia="微軟正黑體"/>
-                <w:b/>
-                <w:color w:val="FFFFFF"/>
-                <w:sz w:val="80"/>
-              </w:rPr>
-              <w:t>藍</w:t>
+              <w:t>還會亮的，把它圈起來 ⭕</w:t>
             </w:r>
           </w:p>
         </w:tc>
       </w:tr>
-    </w:tbl>
-    <w:p>
-      <w:pPr>
-        <w:spacing w:after="60" w:before="0" w:line="324" w:lineRule="auto"/>
-      </w:pPr>
-    </w:p>
-    <w:p>
-      <w:pPr>
-        <w:spacing w:after="160" w:before="0" w:line="324" w:lineRule="auto"/>
-      </w:pPr>
-      <w:r>
-        <w:rPr>
-          <w:rFonts w:ascii="微軟正黑體" w:hAnsi="微軟正黑體" w:eastAsia="微軟正黑體"/>
-          <w:b w:val="0"/>
-          <w:color w:val="666666"/>
-          <w:sz w:val="26"/>
-        </w:rPr>
-        <w:t>小提示：光是什麼顏色，就只有那個顏色會亮。</w:t>
-      </w:r>
-    </w:p>
-    <w:p>
-      <w:pPr>
-        <w:spacing w:after="80" w:before="160" w:line="324" w:lineRule="auto"/>
-      </w:pPr>
-      <w:r>
-        <w:rPr>
-          <w:rFonts w:ascii="微軟正黑體" w:hAnsi="微軟正黑體" w:eastAsia="微軟正黑體"/>
-          <w:b/>
-          <w:color w:val="0E6B61"/>
-          <w:sz w:val="30"/>
-        </w:rPr>
-        <w:t>★ 再來一個：連連看</w:t>
-      </w:r>
-    </w:p>
-    <w:p>
-      <w:pPr>
-        <w:spacing w:after="120" w:before="0" w:line="324" w:lineRule="auto"/>
-      </w:pPr>
-      <w:r>
-        <w:rPr>
-          <w:rFonts w:ascii="微軟正黑體" w:hAnsi="微軟正黑體" w:eastAsia="微軟正黑體"/>
-          <w:b w:val="0"/>
-          <w:sz w:val="30"/>
-        </w:rPr>
-        <w:t>把左邊的光，連到右邊看到的樣子。</w:t>
-      </w:r>
-    </w:p>
-    <w:tbl>
-      <w:tblPr>
-        <w:tblStyle w:val="TableGrid"/>
-        <w:tblW w:type="auto" w:w="0"/>
-        <w:jc w:val="center"/>
-        <w:tblLook w:firstColumn="1" w:firstRow="1" w:lastColumn="0" w:lastRow="0" w:noHBand="0" w:noVBand="1" w:val="04A0"/>
-      </w:tblPr>
-      <w:tblGrid>
-        <w:gridCol w:w="3513"/>
-        <w:gridCol w:w="3513"/>
-        <w:gridCol w:w="3513"/>
-      </w:tblGrid>
       <w:tr>
         <w:tc>
           <w:tcPr>
-            <w:tcW w:type="dxa" w:w="2268"/>
+            <w:tcW w:type="dxa" w:w="2381"/>
+            <w:vAlign w:val="center"/>
           </w:tcPr>
           <w:p>
             <w:pPr>
-              <w:spacing w:after="40"/>
+              <w:spacing w:after="40" w:line="264" w:lineRule="auto"/>
               <w:jc w:val="center"/>
             </w:pPr>
             <w:r/>
@@ -317,55 +366,13 @@
                 <w:color w:val="000000"/>
                 <w:sz w:val="36"/>
               </w:rPr>
-              <w:t>白光</w:t>
+              <w:t>⚪ 白光</w:t>
             </w:r>
           </w:p>
         </w:tc>
         <w:tc>
           <w:tcPr>
-            <w:tcW w:type="dxa" w:w="1701"/>
-          </w:tcPr>
-          <w:p>
-            <w:pPr>
-              <w:spacing w:after="40"/>
-              <w:jc w:val="center"/>
-            </w:pPr>
-            <w:r/>
-            <w:r>
-              <w:rPr>
-                <w:rFonts w:ascii="微軟正黑體" w:hAnsi="微軟正黑體" w:eastAsia="微軟正黑體"/>
-                <w:b w:val="0"/>
-                <w:sz w:val="32"/>
-              </w:rPr>
-              <w:t>●          ●</w:t>
-            </w:r>
-          </w:p>
-        </w:tc>
-        <w:tc>
-          <w:tcPr>
-            <w:tcW w:type="dxa" w:w="4535"/>
-          </w:tcPr>
-          <w:p>
-            <w:pPr>
-              <w:spacing w:after="40"/>
-              <w:jc w:val="center"/>
-            </w:pPr>
-            <w:r/>
-            <w:r>
-              <w:rPr>
-                <w:rFonts w:ascii="微軟正黑體" w:hAnsi="微軟正黑體" w:eastAsia="微軟正黑體"/>
-                <w:b w:val="0"/>
-                <w:sz w:val="30"/>
-              </w:rPr>
-              <w:t>紅、綠、藍都看得到</w:t>
-            </w:r>
-          </w:p>
-        </w:tc>
-      </w:tr>
-      <w:tr>
-        <w:tc>
-          <w:tcPr>
-            <w:tcW w:type="dxa" w:w="2268"/>
+            <w:tcW w:type="dxa" w:w="7370"/>
           </w:tcPr>
           <w:p>
             <w:pPr>
@@ -378,49 +385,27 @@
                 <w:rFonts w:ascii="微軟正黑體" w:hAnsi="微軟正黑體" w:eastAsia="微軟正黑體"/>
                 <w:b/>
                 <w:color w:val="D32F2F"/>
-                <w:sz w:val="36"/>
+                <w:sz w:val="44"/>
               </w:rPr>
-              <w:t>紅光</w:t>
+              <w:t>紅</w:t>
             </w:r>
-          </w:p>
-        </w:tc>
-        <w:tc>
-          <w:tcPr>
-            <w:tcW w:type="dxa" w:w="1701"/>
-          </w:tcPr>
-          <w:p>
-            <w:pPr>
-              <w:spacing w:after="40"/>
-              <w:jc w:val="center"/>
-            </w:pPr>
-            <w:r/>
             <w:r>
               <w:rPr>
                 <w:rFonts w:ascii="微軟正黑體" w:hAnsi="微軟正黑體" w:eastAsia="微軟正黑體"/>
-                <w:b w:val="0"/>
-                <w:sz w:val="32"/>
+                <w:b/>
+                <w:color w:val="2E7D32"/>
+                <w:sz w:val="44"/>
               </w:rPr>
-              <w:t>●          ●</w:t>
+              <w:t xml:space="preserve">　綠</w:t>
             </w:r>
-          </w:p>
-        </w:tc>
-        <w:tc>
-          <w:tcPr>
-            <w:tcW w:type="dxa" w:w="4535"/>
-          </w:tcPr>
-          <w:p>
-            <w:pPr>
-              <w:spacing w:after="40"/>
-              <w:jc w:val="center"/>
-            </w:pPr>
-            <w:r/>
             <w:r>
               <w:rPr>
                 <w:rFonts w:ascii="微軟正黑體" w:hAnsi="微軟正黑體" w:eastAsia="微軟正黑體"/>
-                <w:b w:val="0"/>
-                <w:sz w:val="30"/>
+                <w:b/>
+                <w:color w:val="1565C0"/>
+                <w:sz w:val="44"/>
               </w:rPr>
-              <w:t>只剩紅色亮</w:t>
+              <w:t xml:space="preserve">　藍</w:t>
             </w:r>
           </w:p>
         </w:tc>
@@ -428,7 +413,29 @@
       <w:tr>
         <w:tc>
           <w:tcPr>
-            <w:tcW w:type="dxa" w:w="2268"/>
+            <w:tcW w:type="dxa" w:w="2381"/>
+            <w:vAlign w:val="center"/>
+          </w:tcPr>
+          <w:p>
+            <w:pPr>
+              <w:spacing w:after="40" w:line="264" w:lineRule="auto"/>
+              <w:jc w:val="center"/>
+            </w:pPr>
+            <w:r/>
+            <w:r>
+              <w:rPr>
+                <w:rFonts w:ascii="微軟正黑體" w:hAnsi="微軟正黑體" w:eastAsia="微軟正黑體"/>
+                <w:b/>
+                <w:color w:val="000000"/>
+                <w:sz w:val="36"/>
+              </w:rPr>
+              <w:t>🔴 紅光</w:t>
+            </w:r>
+          </w:p>
+        </w:tc>
+        <w:tc>
+          <w:tcPr>
+            <w:tcW w:type="dxa" w:w="7370"/>
           </w:tcPr>
           <w:p>
             <w:pPr>
@@ -440,16 +447,58 @@
               <w:rPr>
                 <w:rFonts w:ascii="微軟正黑體" w:hAnsi="微軟正黑體" w:eastAsia="微軟正黑體"/>
                 <w:b/>
+                <w:color w:val="D32F2F"/>
+                <w:sz w:val="44"/>
+              </w:rPr>
+              <w:t>紅</w:t>
+            </w:r>
+            <w:r>
+              <w:rPr>
+                <w:rFonts w:ascii="微軟正黑體" w:hAnsi="微軟正黑體" w:eastAsia="微軟正黑體"/>
+                <w:b/>
+                <w:color w:val="2E7D32"/>
+                <w:sz w:val="44"/>
+              </w:rPr>
+              <w:t xml:space="preserve">　綠</w:t>
+            </w:r>
+            <w:r>
+              <w:rPr>
+                <w:rFonts w:ascii="微軟正黑體" w:hAnsi="微軟正黑體" w:eastAsia="微軟正黑體"/>
+                <w:b/>
                 <w:color w:val="1565C0"/>
+                <w:sz w:val="44"/>
+              </w:rPr>
+              <w:t xml:space="preserve">　藍</w:t>
+            </w:r>
+          </w:p>
+        </w:tc>
+      </w:tr>
+      <w:tr>
+        <w:tc>
+          <w:tcPr>
+            <w:tcW w:type="dxa" w:w="2381"/>
+            <w:vAlign w:val="center"/>
+          </w:tcPr>
+          <w:p>
+            <w:pPr>
+              <w:spacing w:after="40" w:line="264" w:lineRule="auto"/>
+              <w:jc w:val="center"/>
+            </w:pPr>
+            <w:r/>
+            <w:r>
+              <w:rPr>
+                <w:rFonts w:ascii="微軟正黑體" w:hAnsi="微軟正黑體" w:eastAsia="微軟正黑體"/>
+                <w:b/>
+                <w:color w:val="000000"/>
                 <w:sz w:val="36"/>
               </w:rPr>
-              <w:t>藍光</w:t>
+              <w:t>🔵 藍光</w:t>
             </w:r>
           </w:p>
         </w:tc>
         <w:tc>
           <w:tcPr>
-            <w:tcW w:type="dxa" w:w="1701"/>
+            <w:tcW w:type="dxa" w:w="7370"/>
           </w:tcPr>
           <w:p>
             <w:pPr>
@@ -460,30 +509,29 @@
             <w:r>
               <w:rPr>
                 <w:rFonts w:ascii="微軟正黑體" w:hAnsi="微軟正黑體" w:eastAsia="微軟正黑體"/>
-                <w:b w:val="0"/>
-                <w:sz w:val="32"/>
+                <w:b/>
+                <w:color w:val="D32F2F"/>
+                <w:sz w:val="44"/>
               </w:rPr>
-              <w:t>●          ●</w:t>
+              <w:t>紅</w:t>
             </w:r>
-          </w:p>
-        </w:tc>
-        <w:tc>
-          <w:tcPr>
-            <w:tcW w:type="dxa" w:w="4535"/>
-          </w:tcPr>
-          <w:p>
-            <w:pPr>
-              <w:spacing w:after="40"/>
-              <w:jc w:val="center"/>
-            </w:pPr>
-            <w:r/>
             <w:r>
               <w:rPr>
                 <w:rFonts w:ascii="微軟正黑體" w:hAnsi="微軟正黑體" w:eastAsia="微軟正黑體"/>
-                <w:b w:val="0"/>
-                <w:sz w:val="30"/>
+                <w:b/>
+                <w:color w:val="2E7D32"/>
+                <w:sz w:val="44"/>
               </w:rPr>
-              <w:t>只剩藍色亮</w:t>
+              <w:t xml:space="preserve">　綠</w:t>
+            </w:r>
+            <w:r>
+              <w:rPr>
+                <w:rFonts w:ascii="微軟正黑體" w:hAnsi="微軟正黑體" w:eastAsia="微軟正黑體"/>
+                <w:b/>
+                <w:color w:val="1565C0"/>
+                <w:sz w:val="44"/>
+              </w:rPr>
+              <w:t xml:space="preserve">　藍</w:t>
             </w:r>
           </w:p>
         </w:tc>
@@ -491,13 +539,22 @@
     </w:tbl>
     <w:p>
       <w:pPr>
-        <w:spacing w:after="60" w:before="0" w:line="324" w:lineRule="auto"/>
+        <w:spacing w:after="60" w:before="0" w:line="312" w:lineRule="auto"/>
       </w:pPr>
     </w:p>
     <w:p>
       <w:pPr>
-        <w:spacing w:after="120" w:before="0" w:line="324" w:lineRule="auto"/>
+        <w:spacing w:after="160" w:before="0" w:line="312" w:lineRule="auto"/>
       </w:pPr>
+      <w:r>
+        <w:rPr>
+          <w:rFonts w:ascii="微軟正黑體" w:hAnsi="微軟正黑體" w:eastAsia="微軟正黑體"/>
+          <w:b w:val="0"/>
+          <w:color w:val="666666"/>
+          <w:sz w:val="26"/>
+        </w:rPr>
+        <w:t>💡 小提示：光是什麼顏色，就只有那個顏色會亮，其他都會變黑。</w:t>
+      </w:r>
     </w:p>
     <w:tbl>
       <w:tblPr>
@@ -506,17 +563,18 @@
         <w:tblLook w:firstColumn="1" w:firstRow="1" w:lastColumn="0" w:lastRow="0" w:noHBand="0" w:noVBand="1" w:val="04A0"/>
       </w:tblPr>
       <w:tblGrid>
-        <w:gridCol w:w="10540"/>
+        <w:gridCol w:w="10652"/>
       </w:tblGrid>
       <w:tr>
         <w:tc>
           <w:tcPr>
-            <w:tcW w:type="dxa" w:w="9638"/>
+            <w:tcW w:type="dxa" w:w="9865"/>
             <w:shd w:val="clear" w:fill="B85C1A"/>
+            <w:vAlign w:val="center"/>
           </w:tcPr>
           <w:p>
             <w:pPr>
-              <w:spacing w:after="40"/>
+              <w:spacing w:after="40" w:line="264" w:lineRule="auto"/>
             </w:pPr>
             <w:r/>
             <w:r>
@@ -526,7 +584,16 @@
                 <w:color w:val="FFFFFF"/>
                 <w:sz w:val="30"/>
               </w:rPr>
-              <w:t xml:space="preserve">　🟠 A 層 · 推理　我是小科學家：說出因果</w:t>
+              <w:t xml:space="preserve">  🟠  A 層 · 推理    </w:t>
+            </w:r>
+            <w:r>
+              <w:rPr>
+                <w:rFonts w:ascii="微軟正黑體" w:hAnsi="微軟正黑體" w:eastAsia="微軟正黑體"/>
+                <w:b w:val="0"/>
+                <w:color w:val="FFFFFF"/>
+                <w:sz w:val="24"/>
+              </w:rPr>
+              <w:t>我是小科學家：說出因果</w:t>
             </w:r>
           </w:p>
         </w:tc>
@@ -534,12 +601,12 @@
     </w:tbl>
     <w:p>
       <w:pPr>
-        <w:spacing w:after="40" w:before="0" w:line="324" w:lineRule="auto"/>
+        <w:spacing w:after="60" w:before="0" w:line="312" w:lineRule="auto"/>
       </w:pPr>
     </w:p>
     <w:p>
       <w:pPr>
-        <w:spacing w:after="80" w:before="0" w:line="324" w:lineRule="auto"/>
+        <w:spacing w:after="80" w:before="0" w:line="312" w:lineRule="auto"/>
       </w:pPr>
       <w:r>
         <w:rPr>
@@ -547,12 +614,12 @@
           <w:b w:val="0"/>
           <w:sz w:val="30"/>
         </w:rPr>
-        <w:t>1. 照紅光的時候，綠色和藍色為什麼不見了？把對的圈起來。</w:t>
+        <w:t>1. 🌈 玩第二關「混光魔法」：把 🔴紅 ＋ 🟢綠 ＋ 🔵藍 三個燈一起按住，螢幕變成什麼顏色？</w:t>
       </w:r>
     </w:p>
     <w:p>
       <w:pPr>
-        <w:spacing w:after="80" w:before="0" w:line="324" w:lineRule="auto"/>
+        <w:spacing w:after="80" w:before="0" w:line="312" w:lineRule="auto"/>
         <w:ind w:left="340"/>
       </w:pPr>
       <w:r>
@@ -562,7 +629,7 @@
           <w:color w:val="000000"/>
           <w:sz w:val="30"/>
         </w:rPr>
-        <w:t xml:space="preserve">（A）顏色被光吸收了　　</w:t>
+        <w:t xml:space="preserve">　（Ａ）白色 ⬜　　</w:t>
       </w:r>
       <w:r>
         <w:rPr>
@@ -571,12 +638,13 @@
           <w:color w:val="000000"/>
           <w:sz w:val="30"/>
         </w:rPr>
-        <w:t>（B）卡片壞掉了</w:t>
+        <w:t>（Ｂ）黑色 ⬛</w:t>
       </w:r>
     </w:p>
     <w:p>
       <w:pPr>
-        <w:spacing w:after="80" w:before="120" w:line="324" w:lineRule="auto"/>
+        <w:spacing w:after="120" w:before="0" w:line="312" w:lineRule="auto"/>
+        <w:ind w:left="340"/>
       </w:pPr>
       <w:r>
         <w:rPr>
@@ -584,12 +652,79 @@
           <w:b w:val="0"/>
           <w:sz w:val="30"/>
         </w:rPr>
-        <w:t>2. 完成句子：</w:t>
+        <w:t xml:space="preserve">　光越混會越 </w:t>
+      </w:r>
+      <w:r>
+        <w:rPr>
+          <w:rFonts w:ascii="微軟正黑體" w:hAnsi="微軟正黑體" w:eastAsia="微軟正黑體"/>
+          <w:b w:val="0"/>
+          <w:sz w:val="30"/>
+        </w:rPr>
+        <w:t>（　亮　／　暗　）</w:t>
+      </w:r>
+      <w:r>
+        <w:rPr>
+          <w:rFonts w:ascii="微軟正黑體" w:hAnsi="微軟正黑體" w:eastAsia="微軟正黑體"/>
+          <w:b w:val="0"/>
+          <w:color w:val="666666"/>
+          <w:sz w:val="30"/>
+        </w:rPr>
+        <w:t>。（跟顏料相反喔！）</w:t>
       </w:r>
     </w:p>
     <w:p>
       <w:pPr>
-        <w:spacing w:after="200" w:before="0" w:line="324" w:lineRule="auto"/>
+        <w:spacing w:after="80" w:before="80" w:line="312" w:lineRule="auto"/>
+      </w:pPr>
+      <w:r>
+        <w:rPr>
+          <w:rFonts w:ascii="微軟正黑體" w:hAnsi="微軟正黑體" w:eastAsia="微軟正黑體"/>
+          <w:b w:val="0"/>
+          <w:sz w:val="30"/>
+        </w:rPr>
+        <w:t>2. 🔦 照紅光的時候，綠色和藍色為什麼不見了？把對的圈起來。</w:t>
+      </w:r>
+    </w:p>
+    <w:p>
+      <w:pPr>
+        <w:spacing w:after="80" w:before="0" w:line="312" w:lineRule="auto"/>
+        <w:ind w:left="340"/>
+      </w:pPr>
+      <w:r>
+        <w:rPr>
+          <w:rFonts w:ascii="微軟正黑體" w:hAnsi="微軟正黑體" w:eastAsia="微軟正黑體"/>
+          <w:b w:val="0"/>
+          <w:color w:val="000000"/>
+          <w:sz w:val="30"/>
+        </w:rPr>
+        <w:t xml:space="preserve">　（Ａ）它們把紅光吸收了，沒有反射　　</w:t>
+      </w:r>
+      <w:r>
+        <w:rPr>
+          <w:rFonts w:ascii="微軟正黑體" w:hAnsi="微軟正黑體" w:eastAsia="微軟正黑體"/>
+          <w:b w:val="0"/>
+          <w:color w:val="000000"/>
+          <w:sz w:val="30"/>
+        </w:rPr>
+        <w:t>（Ｂ）卡片壞掉了</w:t>
+      </w:r>
+    </w:p>
+    <w:p>
+      <w:pPr>
+        <w:spacing w:after="80" w:before="120" w:line="312" w:lineRule="auto"/>
+      </w:pPr>
+      <w:r>
+        <w:rPr>
+          <w:rFonts w:ascii="微軟正黑體" w:hAnsi="微軟正黑體" w:eastAsia="微軟正黑體"/>
+          <w:b w:val="0"/>
+          <w:sz w:val="30"/>
+        </w:rPr>
+        <w:t>3. ✏️ 完成句子：</w:t>
+      </w:r>
+    </w:p>
+    <w:p>
+      <w:pPr>
+        <w:spacing w:after="240" w:before="0" w:line="312" w:lineRule="auto"/>
         <w:ind w:left="340"/>
       </w:pPr>
       <w:r>
@@ -598,12 +733,12 @@
           <w:b w:val="0"/>
           <w:sz w:val="32"/>
         </w:rPr>
-        <w:t>我發現 ______________________________，</w:t>
+        <w:t xml:space="preserve">　我發現 ____________________________，</w:t>
       </w:r>
     </w:p>
     <w:p>
       <w:pPr>
-        <w:spacing w:after="200" w:before="0" w:line="324" w:lineRule="auto"/>
+        <w:spacing w:after="240" w:before="0" w:line="312" w:lineRule="auto"/>
         <w:ind w:left="340"/>
       </w:pPr>
       <w:r>
@@ -612,12 +747,12 @@
           <w:b w:val="0"/>
           <w:sz w:val="32"/>
         </w:rPr>
-        <w:t>因為 ________________________________。</w:t>
+        <w:t xml:space="preserve">　因為 ______________________________。</w:t>
       </w:r>
     </w:p>
     <w:p>
       <w:pPr>
-        <w:spacing w:after="80" w:before="120" w:line="324" w:lineRule="auto"/>
+        <w:spacing w:after="80" w:before="80" w:line="312" w:lineRule="auto"/>
       </w:pPr>
       <w:r>
         <w:rPr>
@@ -625,12 +760,12 @@
           <w:b w:val="0"/>
           <w:sz w:val="30"/>
         </w:rPr>
-        <w:t>3. 生活應用：救生衣為什麼要用很亮的橘色？</w:t>
+        <w:t>4. 🦺 生活應用：救生衣為什麼要用很亮的橘色？</w:t>
       </w:r>
     </w:p>
     <w:p>
       <w:pPr>
-        <w:spacing w:after="160" w:before="0" w:line="324" w:lineRule="auto"/>
+        <w:spacing w:after="160" w:before="0" w:line="312" w:lineRule="auto"/>
         <w:ind w:left="340"/>
       </w:pPr>
       <w:r>
@@ -639,20 +774,20 @@
           <w:b w:val="0"/>
           <w:sz w:val="32"/>
         </w:rPr>
-        <w:t>________________________________________________</w:t>
+        <w:t xml:space="preserve">　__________________________________________</w:t>
       </w:r>
     </w:p>
     <w:p>
       <w:pPr>
         <w:spacing w:after="80"/>
         <w:pBdr>
-          <w:bottom w:val="single" w:sz="6" w:space="1" w:color="BBBBBB"/>
+          <w:bottom w:val="single" w:sz="6" w:space="1" w:color="CCCCCC"/>
         </w:pBdr>
       </w:pPr>
     </w:p>
     <w:p>
       <w:pPr>
-        <w:spacing w:after="0" w:before="0" w:line="324" w:lineRule="auto"/>
+        <w:spacing w:after="0" w:before="0" w:line="312" w:lineRule="auto"/>
         <w:jc w:val="center"/>
       </w:pPr>
       <w:r>
@@ -662,12 +797,12 @@
           <w:color w:val="666666"/>
           <w:sz w:val="20"/>
         </w:rPr>
-        <w:t>光線特勤隊任務三 · 彩色版 · 對應課綱 Ka-IV-11（物體的顏色是光選擇性反射的結果）· Ka-IV-8（折射）</w:t>
+        <w:t>🚂 光線特勤隊任務三 · 彩色版 · 課綱 Ka-IV-8 折射 · Ka-IV-11 顏色是光選擇性反射的結果</w:t>
       </w:r>
     </w:p>
     <w:sectPr>
       <w:pgSz w:w="12240" w:h="15840"/>
-      <w:pgMar w:top="680" w:right="850" w:bottom="567" w:left="850" w:header="720" w:footer="720" w:gutter="0"/>
+      <w:pgMar w:top="567" w:right="794" w:bottom="510" w:left="794" w:header="720" w:footer="720" w:gutter="0"/>
       <w:cols w:space="720"/>
       <w:docGrid w:linePitch="360"/>
     </w:sectPr>
